--- a/AXA_Philippines_Migration_Analysis.docx
+++ b/AXA_Philippines_Migration_Analysis.docx
@@ -139,6 +139,14 @@
       </w:pPr>
       <w:r>
         <w:t>8. Appendix: Page Screenshots</w:t>
+      </w:r>
+    </w:p>
+    <w:p>
+      <w:pPr>
+        <w:spacing w:after="60"/>
+      </w:pPr>
+      <w:r>
+        <w:t>9. Expanded Analysis: Hub Sub-Pages (Detail Templates)</w:t>
       </w:r>
     </w:p>
     <w:p>
@@ -6556,6 +6564,1893 @@
           <w:sz w:val="16"/>
         </w:rPr>
         <w:t>T6 – Emma by AXA login / register portal</w:t>
+      </w:r>
+    </w:p>
+    <w:p/>
+    <w:p>
+      <w:r>
+        <w:br w:type="page"/>
+      </w:r>
+    </w:p>
+    <w:p>
+      <w:pPr>
+        <w:pStyle w:val="Heading1"/>
+      </w:pPr>
+      <w:r>
+        <w:t>9. Expanded Analysis: Hub Sub-Pages (Detail Templates)</w:t>
+      </w:r>
+    </w:p>
+    <w:p>
+      <w:r>
+        <w:t>This section extends the analysis to the sub-pages that sit beneath three content hubs: the Newsroom (https://www.axa.com.ph/multimedia/newsroom), the Articles hub (https://www.axa.com.ph/multimedia/articles), and the Financial Literacy Hub (https://www.axa.com.ph/finlithub). The hub pages themselves were covered as templates T5 (Article Listing) and T1 (Content Landing) in earlier sections. Here we document the underlying listing routes and article-detail pages they link to.</w:t>
+      </w:r>
+    </w:p>
+    <w:p>
+      <w:r>
+        <w:t>Crawling each hub (the pages are AngularJS SPAs, so links were harvested from the rendered DOM) revealed three additional, distinct detail/listing templates and a quantified content inventory. All detail pages are content-driven and map cleanly to AEM Core Components (Title, Text, Image, Teaser, List, Embed) with article bodies stored as Content Fragments — making them strong candidates for automated, bulk migration.</w:t>
+      </w:r>
+    </w:p>
+    <w:p>
+      <w:pPr>
+        <w:pStyle w:val="Heading2"/>
+      </w:pPr>
+      <w:r>
+        <w:t>9.1 Sub-Page Inventory (Counts)</w:t>
+      </w:r>
+    </w:p>
+    <w:tbl>
+      <w:tblPr>
+        <w:tblStyle w:val="TableGrid"/>
+        <w:tblW w:type="auto" w:w="0"/>
+        <w:jc w:val="center"/>
+        <w:tblLook w:firstColumn="1" w:firstRow="1" w:lastColumn="0" w:lastRow="0" w:noHBand="0" w:noVBand="1" w:val="04A0"/>
+      </w:tblPr>
+      <w:tblGrid>
+        <w:gridCol w:w="2160"/>
+        <w:gridCol w:w="2160"/>
+        <w:gridCol w:w="2160"/>
+        <w:gridCol w:w="2160"/>
+      </w:tblGrid>
+      <w:tr>
+        <w:tc>
+          <w:tcPr>
+            <w:tcW w:type="dxa" w:w="1361"/>
+            <w:shd w:fill="00008F" w:val="clear"/>
+          </w:tcPr>
+          <w:p>
+            <w:pPr>
+              <w:jc w:val="center"/>
+            </w:pPr>
+            <w:r>
+              <w:rPr>
+                <w:b/>
+                <w:color w:val="FFFFFF"/>
+                <w:sz w:val="18"/>
+              </w:rPr>
+              <w:t>Hub</w:t>
+            </w:r>
+          </w:p>
+        </w:tc>
+        <w:tc>
+          <w:tcPr>
+            <w:tcW w:type="dxa" w:w="3061"/>
+            <w:shd w:fill="00008F" w:val="clear"/>
+          </w:tcPr>
+          <w:p>
+            <w:pPr>
+              <w:jc w:val="center"/>
+            </w:pPr>
+            <w:r>
+              <w:rPr>
+                <w:b/>
+                <w:color w:val="FFFFFF"/>
+                <w:sz w:val="18"/>
+              </w:rPr>
+              <w:t>Hub URL</w:t>
+            </w:r>
+          </w:p>
+        </w:tc>
+        <w:tc>
+          <w:tcPr>
+            <w:tcW w:type="dxa" w:w="3515"/>
+            <w:shd w:fill="00008F" w:val="clear"/>
+          </w:tcPr>
+          <w:p>
+            <w:pPr>
+              <w:jc w:val="center"/>
+            </w:pPr>
+            <w:r>
+              <w:rPr>
+                <w:b/>
+                <w:color w:val="FFFFFF"/>
+                <w:sz w:val="18"/>
+              </w:rPr>
+              <w:t>Sub-Page Structure</w:t>
+            </w:r>
+          </w:p>
+        </w:tc>
+        <w:tc>
+          <w:tcPr>
+            <w:tcW w:type="dxa" w:w="1814"/>
+            <w:shd w:fill="00008F" w:val="clear"/>
+          </w:tcPr>
+          <w:p>
+            <w:pPr>
+              <w:jc w:val="center"/>
+            </w:pPr>
+            <w:r>
+              <w:rPr>
+                <w:b/>
+                <w:color w:val="FFFFFF"/>
+                <w:sz w:val="18"/>
+              </w:rPr>
+              <w:t>Sub-Pages Found</w:t>
+            </w:r>
+          </w:p>
+        </w:tc>
+      </w:tr>
+      <w:tr>
+        <w:tc>
+          <w:tcPr>
+            <w:tcW w:type="dxa" w:w="1361"/>
+            <w:shd w:fill="EEF1F8" w:val="clear"/>
+          </w:tcPr>
+          <w:p>
+            <w:r>
+              <w:rPr>
+                <w:sz w:val="16"/>
+              </w:rPr>
+              <w:t>Newsroom</w:t>
+            </w:r>
+          </w:p>
+        </w:tc>
+        <w:tc>
+          <w:tcPr>
+            <w:tcW w:type="dxa" w:w="3061"/>
+            <w:shd w:fill="EEF1F8" w:val="clear"/>
+          </w:tcPr>
+          <w:p>
+            <w:r>
+              <w:rPr>
+                <w:sz w:val="16"/>
+              </w:rPr>
+              <w:t>https://www.axa.com.ph/multimedia/newsroom</w:t>
+            </w:r>
+          </w:p>
+        </w:tc>
+        <w:tc>
+          <w:tcPr>
+            <w:tcW w:type="dxa" w:w="3515"/>
+            <w:shd w:fill="EEF1F8" w:val="clear"/>
+          </w:tcPr>
+          <w:p>
+            <w:r>
+              <w:rPr>
+                <w:sz w:val="16"/>
+              </w:rPr>
+              <w:t>Flat list of press-release detail pages under /multimedia/newsroom/{slug}. Hub shows total badge "20".</w:t>
+            </w:r>
+          </w:p>
+        </w:tc>
+        <w:tc>
+          <w:tcPr>
+            <w:tcW w:type="dxa" w:w="1814"/>
+            <w:shd w:fill="EEF1F8" w:val="clear"/>
+          </w:tcPr>
+          <w:p>
+            <w:r>
+              <w:rPr>
+                <w:sz w:val="16"/>
+              </w:rPr>
+              <w:t>20 article detail pages</w:t>
+            </w:r>
+          </w:p>
+        </w:tc>
+      </w:tr>
+      <w:tr>
+        <w:tc>
+          <w:tcPr>
+            <w:tcW w:type="dxa" w:w="1361"/>
+          </w:tcPr>
+          <w:p>
+            <w:r>
+              <w:rPr>
+                <w:sz w:val="16"/>
+              </w:rPr>
+              <w:t>Articles</w:t>
+            </w:r>
+          </w:p>
+        </w:tc>
+        <w:tc>
+          <w:tcPr>
+            <w:tcW w:type="dxa" w:w="3061"/>
+          </w:tcPr>
+          <w:p>
+            <w:r>
+              <w:rPr>
+                <w:sz w:val="16"/>
+              </w:rPr>
+              <w:t>https://www.axa.com.ph/multimedia/articles</w:t>
+            </w:r>
+          </w:p>
+        </w:tc>
+        <w:tc>
+          <w:tcPr>
+            <w:tcW w:type="dxa" w:w="3515"/>
+          </w:tcPr>
+          <w:p>
+            <w:r>
+              <w:rPr>
+                <w:sz w:val="16"/>
+              </w:rPr>
+              <w:t>Flat list of FAQ/advisory detail pages under /multimedia/articles/{slug}. Hub shows total badge "20".</w:t>
+            </w:r>
+          </w:p>
+        </w:tc>
+        <w:tc>
+          <w:tcPr>
+            <w:tcW w:type="dxa" w:w="1814"/>
+          </w:tcPr>
+          <w:p>
+            <w:r>
+              <w:rPr>
+                <w:sz w:val="16"/>
+              </w:rPr>
+              <w:t>20 article detail pages</w:t>
+            </w:r>
+          </w:p>
+        </w:tc>
+      </w:tr>
+      <w:tr>
+        <w:tc>
+          <w:tcPr>
+            <w:tcW w:type="dxa" w:w="1361"/>
+            <w:shd w:fill="EEF1F8" w:val="clear"/>
+          </w:tcPr>
+          <w:p>
+            <w:r>
+              <w:rPr>
+                <w:sz w:val="16"/>
+              </w:rPr>
+              <w:t>FinLit Hub</w:t>
+            </w:r>
+          </w:p>
+        </w:tc>
+        <w:tc>
+          <w:tcPr>
+            <w:tcW w:type="dxa" w:w="3061"/>
+            <w:shd w:fill="EEF1F8" w:val="clear"/>
+          </w:tcPr>
+          <w:p>
+            <w:r>
+              <w:rPr>
+                <w:sz w:val="16"/>
+              </w:rPr>
+              <w:t>https://www.axa.com.ph/finlithub</w:t>
+            </w:r>
+          </w:p>
+        </w:tc>
+        <w:tc>
+          <w:tcPr>
+            <w:tcW w:type="dxa" w:w="3515"/>
+            <w:shd w:fill="EEF1F8" w:val="clear"/>
+          </w:tcPr>
+          <w:p>
+            <w:r>
+              <w:rPr>
+                <w:sz w:val="16"/>
+              </w:rPr>
+              <w:t>5 category listing routes, each with featured article + card grid + "LOAD MORE" pagination, linking to detail pages under /finlithub/{category}/{slug}.</w:t>
+            </w:r>
+          </w:p>
+        </w:tc>
+        <w:tc>
+          <w:tcPr>
+            <w:tcW w:type="dxa" w:w="1814"/>
+            <w:shd w:fill="EEF1F8" w:val="clear"/>
+          </w:tcPr>
+          <w:p>
+            <w:r>
+              <w:rPr>
+                <w:sz w:val="16"/>
+              </w:rPr>
+              <w:t>5 category routes + ~25–35 article detail pages (paginated)</w:t>
+            </w:r>
+          </w:p>
+        </w:tc>
+      </w:tr>
+      <w:tr>
+        <w:tc>
+          <w:tcPr>
+            <w:tcW w:type="dxa" w:w="1361"/>
+          </w:tcPr>
+          <w:p>
+            <w:r>
+              <w:rPr>
+                <w:sz w:val="16"/>
+              </w:rPr>
+              <w:t>TOTAL</w:t>
+            </w:r>
+          </w:p>
+        </w:tc>
+        <w:tc>
+          <w:tcPr>
+            <w:tcW w:type="dxa" w:w="3061"/>
+          </w:tcPr>
+          <w:p>
+            <w:r>
+              <w:rPr>
+                <w:sz w:val="16"/>
+              </w:rPr>
+              <w:t>—</w:t>
+            </w:r>
+          </w:p>
+        </w:tc>
+        <w:tc>
+          <w:tcPr>
+            <w:tcW w:type="dxa" w:w="3515"/>
+          </w:tcPr>
+          <w:p>
+            <w:r>
+              <w:rPr>
+                <w:sz w:val="16"/>
+              </w:rPr>
+              <w:t>3 hubs</w:t>
+            </w:r>
+          </w:p>
+        </w:tc>
+        <w:tc>
+          <w:tcPr>
+            <w:tcW w:type="dxa" w:w="1814"/>
+          </w:tcPr>
+          <w:p>
+            <w:r>
+              <w:rPr>
+                <w:sz w:val="16"/>
+              </w:rPr>
+              <w:t>≈ 65–75 sub-pages (40 newsroom+articles confirmed + ~25–35 finlithub)</w:t>
+            </w:r>
+          </w:p>
+        </w:tc>
+      </w:tr>
+    </w:tbl>
+    <w:p>
+      <w:r>
+        <w:rPr>
+          <w:i/>
+          <w:sz w:val="17"/>
+        </w:rPr>
+        <w:t>FinLit Hub category routes: /finlithub/get-started (Getting Insured 101), /finlithub/savings-and-investment, /finlithub/health-and-protection, /finlithub/income-protection, /finlithub/general-insurance (Lifestyle &amp; Asset Protection). Article counts per category are paginated via a "LOAD MORE" control, so totals are approximate from the first page(s) rendered.</w:t>
+      </w:r>
+    </w:p>
+    <w:p>
+      <w:pPr>
+        <w:pStyle w:val="Heading2"/>
+      </w:pPr>
+      <w:r>
+        <w:t>9.2 Additional Templates Identified</w:t>
+      </w:r>
+    </w:p>
+    <w:tbl>
+      <w:tblPr>
+        <w:tblStyle w:val="TableGrid"/>
+        <w:tblW w:type="auto" w:w="0"/>
+        <w:jc w:val="center"/>
+        <w:tblLook w:firstColumn="1" w:firstRow="1" w:lastColumn="0" w:lastRow="0" w:noHBand="0" w:noVBand="1" w:val="04A0"/>
+      </w:tblPr>
+      <w:tblGrid>
+        <w:gridCol w:w="1728"/>
+        <w:gridCol w:w="1728"/>
+        <w:gridCol w:w="1728"/>
+        <w:gridCol w:w="1728"/>
+        <w:gridCol w:w="1728"/>
+      </w:tblGrid>
+      <w:tr>
+        <w:tc>
+          <w:tcPr>
+            <w:tcW w:type="dxa" w:w="510"/>
+            <w:shd w:fill="00008F" w:val="clear"/>
+          </w:tcPr>
+          <w:p>
+            <w:pPr>
+              <w:jc w:val="center"/>
+            </w:pPr>
+            <w:r>
+              <w:rPr>
+                <w:b/>
+                <w:color w:val="FFFFFF"/>
+                <w:sz w:val="18"/>
+              </w:rPr>
+              <w:t>#</w:t>
+            </w:r>
+          </w:p>
+        </w:tc>
+        <w:tc>
+          <w:tcPr>
+            <w:tcW w:type="dxa" w:w="1814"/>
+            <w:shd w:fill="00008F" w:val="clear"/>
+          </w:tcPr>
+          <w:p>
+            <w:pPr>
+              <w:jc w:val="center"/>
+            </w:pPr>
+            <w:r>
+              <w:rPr>
+                <w:b/>
+                <w:color w:val="FFFFFF"/>
+                <w:sz w:val="18"/>
+              </w:rPr>
+              <w:t>Template</w:t>
+            </w:r>
+          </w:p>
+        </w:tc>
+        <w:tc>
+          <w:tcPr>
+            <w:tcW w:type="dxa" w:w="850"/>
+            <w:shd w:fill="00008F" w:val="clear"/>
+          </w:tcPr>
+          <w:p>
+            <w:pPr>
+              <w:jc w:val="center"/>
+            </w:pPr>
+            <w:r>
+              <w:rPr>
+                <w:b/>
+                <w:color w:val="FFFFFF"/>
+                <w:sz w:val="18"/>
+              </w:rPr>
+              <w:t>Complexity</w:t>
+            </w:r>
+          </w:p>
+        </w:tc>
+        <w:tc>
+          <w:tcPr>
+            <w:tcW w:type="dxa" w:w="3969"/>
+            <w:shd w:fill="00008F" w:val="clear"/>
+          </w:tcPr>
+          <w:p>
+            <w:pPr>
+              <w:jc w:val="center"/>
+            </w:pPr>
+            <w:r>
+              <w:rPr>
+                <w:b/>
+                <w:color w:val="FFFFFF"/>
+                <w:sz w:val="18"/>
+              </w:rPr>
+              <w:t>Reasoning</w:t>
+            </w:r>
+          </w:p>
+        </w:tc>
+        <w:tc>
+          <w:tcPr>
+            <w:tcW w:type="dxa" w:w="3628"/>
+            <w:shd w:fill="00008F" w:val="clear"/>
+          </w:tcPr>
+          <w:p>
+            <w:pPr>
+              <w:jc w:val="center"/>
+            </w:pPr>
+            <w:r>
+              <w:rPr>
+                <w:b/>
+                <w:color w:val="FFFFFF"/>
+                <w:sz w:val="18"/>
+              </w:rPr>
+              <w:t>Reference URL Examples</w:t>
+            </w:r>
+          </w:p>
+        </w:tc>
+      </w:tr>
+      <w:tr>
+        <w:tc>
+          <w:tcPr>
+            <w:tcW w:type="dxa" w:w="510"/>
+            <w:shd w:fill="EEF1F8" w:val="clear"/>
+          </w:tcPr>
+          <w:p>
+            <w:r>
+              <w:rPr>
+                <w:sz w:val="16"/>
+              </w:rPr>
+              <w:t>T7</w:t>
+            </w:r>
+          </w:p>
+        </w:tc>
+        <w:tc>
+          <w:tcPr>
+            <w:tcW w:type="dxa" w:w="1814"/>
+            <w:shd w:fill="EEF1F8" w:val="clear"/>
+          </w:tcPr>
+          <w:p>
+            <w:r>
+              <w:rPr>
+                <w:sz w:val="16"/>
+              </w:rPr>
+              <w:t>FinLit Article Detail</w:t>
+            </w:r>
+          </w:p>
+        </w:tc>
+        <w:tc>
+          <w:tcPr>
+            <w:tcW w:type="dxa" w:w="850"/>
+            <w:shd w:fill="EEF1F8" w:val="clear"/>
+          </w:tcPr>
+          <w:p>
+            <w:r>
+              <w:rPr>
+                <w:sz w:val="16"/>
+              </w:rPr>
+              <w:t>Low</w:t>
+            </w:r>
+          </w:p>
+        </w:tc>
+        <w:tc>
+          <w:tcPr>
+            <w:tcW w:type="dxa" w:w="3969"/>
+            <w:shd w:fill="EEF1F8" w:val="clear"/>
+          </w:tcPr>
+          <w:p>
+            <w:r>
+              <w:rPr>
+                <w:sz w:val="16"/>
+              </w:rPr>
+              <w:t>Image hero + article title + category label + publish date / read-time + rich long-form body (headings, lists, bold, links) + "Share This Article" (FB/X/LinkedIn) + "Recommended Articles" card row + Back to Home. Pure content; maps to Title/Text/Image + Sharing + List (recommended).</w:t>
+            </w:r>
+          </w:p>
+        </w:tc>
+        <w:tc>
+          <w:tcPr>
+            <w:tcW w:type="dxa" w:w="3628"/>
+            <w:shd w:fill="EEF1F8" w:val="clear"/>
+          </w:tcPr>
+          <w:p>
+            <w:r>
+              <w:rPr>
+                <w:sz w:val="16"/>
+              </w:rPr>
+              <w:t>https://www.axa.com.ph/finlithub/get-started/a-comprehensive-guide-to-navigating-insurance-policies ; .../finlithub/general-insurance/know-the-real-costs-of-owning-a-car</w:t>
+            </w:r>
+          </w:p>
+        </w:tc>
+      </w:tr>
+      <w:tr>
+        <w:tc>
+          <w:tcPr>
+            <w:tcW w:type="dxa" w:w="510"/>
+          </w:tcPr>
+          <w:p>
+            <w:r>
+              <w:rPr>
+                <w:sz w:val="16"/>
+              </w:rPr>
+              <w:t>T8</w:t>
+            </w:r>
+          </w:p>
+        </w:tc>
+        <w:tc>
+          <w:tcPr>
+            <w:tcW w:type="dxa" w:w="1814"/>
+          </w:tcPr>
+          <w:p>
+            <w:r>
+              <w:rPr>
+                <w:sz w:val="16"/>
+              </w:rPr>
+              <w:t>Multimedia Detail (Newsroom &amp; Articles)</w:t>
+            </w:r>
+          </w:p>
+        </w:tc>
+        <w:tc>
+          <w:tcPr>
+            <w:tcW w:type="dxa" w:w="850"/>
+          </w:tcPr>
+          <w:p>
+            <w:r>
+              <w:rPr>
+                <w:sz w:val="16"/>
+              </w:rPr>
+              <w:t>Low</w:t>
+            </w:r>
+          </w:p>
+        </w:tc>
+        <w:tc>
+          <w:tcPr>
+            <w:tcW w:type="dxa" w:w="3969"/>
+          </w:tcPr>
+          <w:p>
+            <w:r>
+              <w:rPr>
+                <w:sz w:val="16"/>
+              </w:rPr>
+              <w:t>Shared template across both hubs: full-width banner + social share icons + breadcrumb back-link + article title + rich body (press release OR numbered FAQ) + media-contact block (newsroom). Content-only; bulk-importable as Content Fragments.</w:t>
+            </w:r>
+          </w:p>
+        </w:tc>
+        <w:tc>
+          <w:tcPr>
+            <w:tcW w:type="dxa" w:w="3628"/>
+          </w:tcPr>
+          <w:p>
+            <w:r>
+              <w:rPr>
+                <w:sz w:val="16"/>
+              </w:rPr>
+              <w:t>https://www.axa.com.ph/multimedia/newsroom/axa-philippines-sweeps-seven-major-award-programs-in-2025 ; https://www.axa.com.ph/multimedia/articles/extended-grace-period-for-premium-payment</w:t>
+            </w:r>
+          </w:p>
+        </w:tc>
+      </w:tr>
+      <w:tr>
+        <w:tc>
+          <w:tcPr>
+            <w:tcW w:type="dxa" w:w="510"/>
+            <w:shd w:fill="EEF1F8" w:val="clear"/>
+          </w:tcPr>
+          <w:p>
+            <w:r>
+              <w:rPr>
+                <w:sz w:val="16"/>
+              </w:rPr>
+              <w:t>T9</w:t>
+            </w:r>
+          </w:p>
+        </w:tc>
+        <w:tc>
+          <w:tcPr>
+            <w:tcW w:type="dxa" w:w="1814"/>
+            <w:shd w:fill="EEF1F8" w:val="clear"/>
+          </w:tcPr>
+          <w:p>
+            <w:r>
+              <w:rPr>
+                <w:sz w:val="16"/>
+              </w:rPr>
+              <w:t>FinLit Category Listing</w:t>
+            </w:r>
+          </w:p>
+        </w:tc>
+        <w:tc>
+          <w:tcPr>
+            <w:tcW w:type="dxa" w:w="850"/>
+            <w:shd w:fill="EEF1F8" w:val="clear"/>
+          </w:tcPr>
+          <w:p>
+            <w:r>
+              <w:rPr>
+                <w:sz w:val="16"/>
+              </w:rPr>
+              <w:t>Low–Medium</w:t>
+            </w:r>
+          </w:p>
+        </w:tc>
+        <w:tc>
+          <w:tcPr>
+            <w:tcW w:type="dxa" w:w="3969"/>
+            <w:shd w:fill="EEF1F8" w:val="clear"/>
+          </w:tcPr>
+          <w:p>
+            <w:r>
+              <w:rPr>
+                <w:sz w:val="16"/>
+              </w:rPr>
+              <w:t>Per-category route: featured article teaser + category filter tabs + article card grid + "LOAD MORE" pagination + persistent promo sidebar (Life Passions, Life Wellness Quiz, Emma). Maps to List + Teaser; pagination/filter is client-side JS.</w:t>
+            </w:r>
+          </w:p>
+        </w:tc>
+        <w:tc>
+          <w:tcPr>
+            <w:tcW w:type="dxa" w:w="3628"/>
+            <w:shd w:fill="EEF1F8" w:val="clear"/>
+          </w:tcPr>
+          <w:p>
+            <w:r>
+              <w:rPr>
+                <w:sz w:val="16"/>
+              </w:rPr>
+              <w:t>https://www.axa.com.ph/finlithub/get-started ; .../finlithub/general-insurance ; .../finlithub/health-and-protection</w:t>
+            </w:r>
+          </w:p>
+        </w:tc>
+      </w:tr>
+    </w:tbl>
+    <w:p>
+      <w:pPr>
+        <w:pStyle w:val="Heading2"/>
+      </w:pPr>
+      <w:r>
+        <w:t>9.3 Additional Components on Detail Pages</w:t>
+      </w:r>
+    </w:p>
+    <w:tbl>
+      <w:tblPr>
+        <w:tblStyle w:val="TableGrid"/>
+        <w:tblW w:type="auto" w:w="0"/>
+        <w:jc w:val="center"/>
+        <w:tblLook w:firstColumn="1" w:firstRow="1" w:lastColumn="0" w:lastRow="0" w:noHBand="0" w:noVBand="1" w:val="04A0"/>
+      </w:tblPr>
+      <w:tblGrid>
+        <w:gridCol w:w="1728"/>
+        <w:gridCol w:w="1728"/>
+        <w:gridCol w:w="1728"/>
+        <w:gridCol w:w="1728"/>
+        <w:gridCol w:w="1728"/>
+      </w:tblGrid>
+      <w:tr>
+        <w:tc>
+          <w:tcPr>
+            <w:tcW w:type="dxa" w:w="510"/>
+            <w:shd w:fill="00008F" w:val="clear"/>
+          </w:tcPr>
+          <w:p>
+            <w:pPr>
+              <w:jc w:val="center"/>
+            </w:pPr>
+            <w:r>
+              <w:rPr>
+                <w:b/>
+                <w:color w:val="FFFFFF"/>
+                <w:sz w:val="18"/>
+              </w:rPr>
+              <w:t>#</w:t>
+            </w:r>
+          </w:p>
+        </w:tc>
+        <w:tc>
+          <w:tcPr>
+            <w:tcW w:type="dxa" w:w="1928"/>
+            <w:shd w:fill="00008F" w:val="clear"/>
+          </w:tcPr>
+          <w:p>
+            <w:pPr>
+              <w:jc w:val="center"/>
+            </w:pPr>
+            <w:r>
+              <w:rPr>
+                <w:b/>
+                <w:color w:val="FFFFFF"/>
+                <w:sz w:val="18"/>
+              </w:rPr>
+              <w:t>Component</w:t>
+            </w:r>
+          </w:p>
+        </w:tc>
+        <w:tc>
+          <w:tcPr>
+            <w:tcW w:type="dxa" w:w="2154"/>
+            <w:shd w:fill="00008F" w:val="clear"/>
+          </w:tcPr>
+          <w:p>
+            <w:pPr>
+              <w:jc w:val="center"/>
+            </w:pPr>
+            <w:r>
+              <w:rPr>
+                <w:b/>
+                <w:color w:val="FFFFFF"/>
+                <w:sz w:val="18"/>
+              </w:rPr>
+              <w:t>AEM Core Component Mapping</w:t>
+            </w:r>
+          </w:p>
+        </w:tc>
+        <w:tc>
+          <w:tcPr>
+            <w:tcW w:type="dxa" w:w="850"/>
+            <w:shd w:fill="00008F" w:val="clear"/>
+          </w:tcPr>
+          <w:p>
+            <w:pPr>
+              <w:jc w:val="center"/>
+            </w:pPr>
+            <w:r>
+              <w:rPr>
+                <w:b/>
+                <w:color w:val="FFFFFF"/>
+                <w:sz w:val="18"/>
+              </w:rPr>
+              <w:t>Complexity</w:t>
+            </w:r>
+          </w:p>
+        </w:tc>
+        <w:tc>
+          <w:tcPr>
+            <w:tcW w:type="dxa" w:w="3628"/>
+            <w:shd w:fill="00008F" w:val="clear"/>
+          </w:tcPr>
+          <w:p>
+            <w:pPr>
+              <w:jc w:val="center"/>
+            </w:pPr>
+            <w:r>
+              <w:rPr>
+                <w:b/>
+                <w:color w:val="FFFFFF"/>
+                <w:sz w:val="18"/>
+              </w:rPr>
+              <w:t>Notes</w:t>
+            </w:r>
+          </w:p>
+        </w:tc>
+      </w:tr>
+      <w:tr>
+        <w:tc>
+          <w:tcPr>
+            <w:tcW w:type="dxa" w:w="510"/>
+            <w:shd w:fill="EEF1F8" w:val="clear"/>
+          </w:tcPr>
+          <w:p>
+            <w:r>
+              <w:rPr>
+                <w:sz w:val="15"/>
+              </w:rPr>
+              <w:t>C15</w:t>
+            </w:r>
+          </w:p>
+        </w:tc>
+        <w:tc>
+          <w:tcPr>
+            <w:tcW w:type="dxa" w:w="1928"/>
+            <w:shd w:fill="EEF1F8" w:val="clear"/>
+          </w:tcPr>
+          <w:p>
+            <w:r>
+              <w:rPr>
+                <w:sz w:val="15"/>
+              </w:rPr>
+              <w:t>Article Hero / Banner Image</w:t>
+            </w:r>
+          </w:p>
+        </w:tc>
+        <w:tc>
+          <w:tcPr>
+            <w:tcW w:type="dxa" w:w="2154"/>
+            <w:shd w:fill="EEF1F8" w:val="clear"/>
+          </w:tcPr>
+          <w:p>
+            <w:r>
+              <w:rPr>
+                <w:sz w:val="15"/>
+              </w:rPr>
+              <w:t>Image / Teaser</w:t>
+            </w:r>
+          </w:p>
+        </w:tc>
+        <w:tc>
+          <w:tcPr>
+            <w:tcW w:type="dxa" w:w="850"/>
+            <w:shd w:fill="EEF1F8" w:val="clear"/>
+          </w:tcPr>
+          <w:p>
+            <w:r>
+              <w:rPr>
+                <w:sz w:val="15"/>
+              </w:rPr>
+              <w:t>Low</w:t>
+            </w:r>
+          </w:p>
+        </w:tc>
+        <w:tc>
+          <w:tcPr>
+            <w:tcW w:type="dxa" w:w="3628"/>
+            <w:shd w:fill="EEF1F8" w:val="clear"/>
+          </w:tcPr>
+          <w:p>
+            <w:r>
+              <w:rPr>
+                <w:sz w:val="15"/>
+              </w:rPr>
+              <w:t>Branded "What’s Your Game Plan" hero (FinLit) or Multimedia banner (newsroom/articles).</w:t>
+            </w:r>
+          </w:p>
+        </w:tc>
+      </w:tr>
+      <w:tr>
+        <w:tc>
+          <w:tcPr>
+            <w:tcW w:type="dxa" w:w="510"/>
+          </w:tcPr>
+          <w:p>
+            <w:r>
+              <w:rPr>
+                <w:sz w:val="15"/>
+              </w:rPr>
+              <w:t>C16</w:t>
+            </w:r>
+          </w:p>
+        </w:tc>
+        <w:tc>
+          <w:tcPr>
+            <w:tcW w:type="dxa" w:w="1928"/>
+          </w:tcPr>
+          <w:p>
+            <w:r>
+              <w:rPr>
+                <w:sz w:val="15"/>
+              </w:rPr>
+              <w:t>Article Body (rich text)</w:t>
+            </w:r>
+          </w:p>
+        </w:tc>
+        <w:tc>
+          <w:tcPr>
+            <w:tcW w:type="dxa" w:w="2154"/>
+          </w:tcPr>
+          <w:p>
+            <w:r>
+              <w:rPr>
+                <w:sz w:val="15"/>
+              </w:rPr>
+              <w:t>Text + Title + List + Image</w:t>
+            </w:r>
+          </w:p>
+        </w:tc>
+        <w:tc>
+          <w:tcPr>
+            <w:tcW w:type="dxa" w:w="850"/>
+          </w:tcPr>
+          <w:p>
+            <w:r>
+              <w:rPr>
+                <w:sz w:val="15"/>
+              </w:rPr>
+              <w:t>Low</w:t>
+            </w:r>
+          </w:p>
+        </w:tc>
+        <w:tc>
+          <w:tcPr>
+            <w:tcW w:type="dxa" w:w="3628"/>
+          </w:tcPr>
+          <w:p>
+            <w:r>
+              <w:rPr>
+                <w:sz w:val="15"/>
+              </w:rPr>
+              <w:t>Long-form content: headings, bold, bullet/numbered lists, inline links, embedded tables.</w:t>
+            </w:r>
+          </w:p>
+        </w:tc>
+      </w:tr>
+      <w:tr>
+        <w:tc>
+          <w:tcPr>
+            <w:tcW w:type="dxa" w:w="510"/>
+            <w:shd w:fill="EEF1F8" w:val="clear"/>
+          </w:tcPr>
+          <w:p>
+            <w:r>
+              <w:rPr>
+                <w:sz w:val="15"/>
+              </w:rPr>
+              <w:t>C17</w:t>
+            </w:r>
+          </w:p>
+        </w:tc>
+        <w:tc>
+          <w:tcPr>
+            <w:tcW w:type="dxa" w:w="1928"/>
+            <w:shd w:fill="EEF1F8" w:val="clear"/>
+          </w:tcPr>
+          <w:p>
+            <w:r>
+              <w:rPr>
+                <w:sz w:val="15"/>
+              </w:rPr>
+              <w:t>Article Meta (category + date + read-time)</w:t>
+            </w:r>
+          </w:p>
+        </w:tc>
+        <w:tc>
+          <w:tcPr>
+            <w:tcW w:type="dxa" w:w="2154"/>
+            <w:shd w:fill="EEF1F8" w:val="clear"/>
+          </w:tcPr>
+          <w:p>
+            <w:r>
+              <w:rPr>
+                <w:sz w:val="15"/>
+              </w:rPr>
+              <w:t>Text / custom metadata</w:t>
+            </w:r>
+          </w:p>
+        </w:tc>
+        <w:tc>
+          <w:tcPr>
+            <w:tcW w:type="dxa" w:w="850"/>
+            <w:shd w:fill="EEF1F8" w:val="clear"/>
+          </w:tcPr>
+          <w:p>
+            <w:r>
+              <w:rPr>
+                <w:sz w:val="15"/>
+              </w:rPr>
+              <w:t>Low</w:t>
+            </w:r>
+          </w:p>
+        </w:tc>
+        <w:tc>
+          <w:tcPr>
+            <w:tcW w:type="dxa" w:w="3628"/>
+            <w:shd w:fill="EEF1F8" w:val="clear"/>
+          </w:tcPr>
+          <w:p>
+            <w:r>
+              <w:rPr>
+                <w:sz w:val="15"/>
+              </w:rPr>
+              <w:t>e.g. "GETTING INSURED 101 | 27 March 2026 | 4 Min Read". Best modeled as Content Fragment metadata.</w:t>
+            </w:r>
+          </w:p>
+        </w:tc>
+      </w:tr>
+      <w:tr>
+        <w:tc>
+          <w:tcPr>
+            <w:tcW w:type="dxa" w:w="510"/>
+          </w:tcPr>
+          <w:p>
+            <w:r>
+              <w:rPr>
+                <w:sz w:val="15"/>
+              </w:rPr>
+              <w:t>C18</w:t>
+            </w:r>
+          </w:p>
+        </w:tc>
+        <w:tc>
+          <w:tcPr>
+            <w:tcW w:type="dxa" w:w="1928"/>
+          </w:tcPr>
+          <w:p>
+            <w:r>
+              <w:rPr>
+                <w:sz w:val="15"/>
+              </w:rPr>
+              <w:t>Social Share Bar</w:t>
+            </w:r>
+          </w:p>
+        </w:tc>
+        <w:tc>
+          <w:tcPr>
+            <w:tcW w:type="dxa" w:w="2154"/>
+          </w:tcPr>
+          <w:p>
+            <w:r>
+              <w:rPr>
+                <w:sz w:val="15"/>
+              </w:rPr>
+              <w:t>Sharing (Core Component)</w:t>
+            </w:r>
+          </w:p>
+        </w:tc>
+        <w:tc>
+          <w:tcPr>
+            <w:tcW w:type="dxa" w:w="850"/>
+          </w:tcPr>
+          <w:p>
+            <w:r>
+              <w:rPr>
+                <w:sz w:val="15"/>
+              </w:rPr>
+              <w:t>Low</w:t>
+            </w:r>
+          </w:p>
+        </w:tc>
+        <w:tc>
+          <w:tcPr>
+            <w:tcW w:type="dxa" w:w="3628"/>
+          </w:tcPr>
+          <w:p>
+            <w:r>
+              <w:rPr>
+                <w:sz w:val="15"/>
+              </w:rPr>
+              <w:t>Facebook / X / LinkedIn share actions. Direct map to Core Components Sharing.</w:t>
+            </w:r>
+          </w:p>
+        </w:tc>
+      </w:tr>
+      <w:tr>
+        <w:tc>
+          <w:tcPr>
+            <w:tcW w:type="dxa" w:w="510"/>
+            <w:shd w:fill="EEF1F8" w:val="clear"/>
+          </w:tcPr>
+          <w:p>
+            <w:r>
+              <w:rPr>
+                <w:sz w:val="15"/>
+              </w:rPr>
+              <w:t>C19</w:t>
+            </w:r>
+          </w:p>
+        </w:tc>
+        <w:tc>
+          <w:tcPr>
+            <w:tcW w:type="dxa" w:w="1928"/>
+            <w:shd w:fill="EEF1F8" w:val="clear"/>
+          </w:tcPr>
+          <w:p>
+            <w:r>
+              <w:rPr>
+                <w:sz w:val="15"/>
+              </w:rPr>
+              <w:t>Recommended / Related Articles</w:t>
+            </w:r>
+          </w:p>
+        </w:tc>
+        <w:tc>
+          <w:tcPr>
+            <w:tcW w:type="dxa" w:w="2154"/>
+            <w:shd w:fill="EEF1F8" w:val="clear"/>
+          </w:tcPr>
+          <w:p>
+            <w:r>
+              <w:rPr>
+                <w:sz w:val="15"/>
+              </w:rPr>
+              <w:t>List (query-driven) + Teaser</w:t>
+            </w:r>
+          </w:p>
+        </w:tc>
+        <w:tc>
+          <w:tcPr>
+            <w:tcW w:type="dxa" w:w="850"/>
+            <w:shd w:fill="EEF1F8" w:val="clear"/>
+          </w:tcPr>
+          <w:p>
+            <w:r>
+              <w:rPr>
+                <w:sz w:val="15"/>
+              </w:rPr>
+              <w:t>Medium</w:t>
+            </w:r>
+          </w:p>
+        </w:tc>
+        <w:tc>
+          <w:tcPr>
+            <w:tcW w:type="dxa" w:w="3628"/>
+            <w:shd w:fill="EEF1F8" w:val="clear"/>
+          </w:tcPr>
+          <w:p>
+            <w:r>
+              <w:rPr>
+                <w:sz w:val="15"/>
+              </w:rPr>
+              <w:t>Row of 3 related article cards (FinLit). Driven by category/tag query in AEM.</w:t>
+            </w:r>
+          </w:p>
+        </w:tc>
+      </w:tr>
+      <w:tr>
+        <w:tc>
+          <w:tcPr>
+            <w:tcW w:type="dxa" w:w="510"/>
+          </w:tcPr>
+          <w:p>
+            <w:r>
+              <w:rPr>
+                <w:sz w:val="15"/>
+              </w:rPr>
+              <w:t>C20</w:t>
+            </w:r>
+          </w:p>
+        </w:tc>
+        <w:tc>
+          <w:tcPr>
+            <w:tcW w:type="dxa" w:w="1928"/>
+          </w:tcPr>
+          <w:p>
+            <w:r>
+              <w:rPr>
+                <w:sz w:val="15"/>
+              </w:rPr>
+              <w:t>Breadcrumb / Back-to-hub link</w:t>
+            </w:r>
+          </w:p>
+        </w:tc>
+        <w:tc>
+          <w:tcPr>
+            <w:tcW w:type="dxa" w:w="2154"/>
+          </w:tcPr>
+          <w:p>
+            <w:r>
+              <w:rPr>
+                <w:sz w:val="15"/>
+              </w:rPr>
+              <w:t>Breadcrumb</w:t>
+            </w:r>
+          </w:p>
+        </w:tc>
+        <w:tc>
+          <w:tcPr>
+            <w:tcW w:type="dxa" w:w="850"/>
+          </w:tcPr>
+          <w:p>
+            <w:r>
+              <w:rPr>
+                <w:sz w:val="15"/>
+              </w:rPr>
+              <w:t>Low</w:t>
+            </w:r>
+          </w:p>
+        </w:tc>
+        <w:tc>
+          <w:tcPr>
+            <w:tcW w:type="dxa" w:w="3628"/>
+          </w:tcPr>
+          <w:p>
+            <w:r>
+              <w:rPr>
+                <w:sz w:val="15"/>
+              </w:rPr>
+              <w:t>"← Newsroom" / "← Articles" / "← Back to Home" return navigation.</w:t>
+            </w:r>
+          </w:p>
+        </w:tc>
+      </w:tr>
+      <w:tr>
+        <w:tc>
+          <w:tcPr>
+            <w:tcW w:type="dxa" w:w="510"/>
+            <w:shd w:fill="EEF1F8" w:val="clear"/>
+          </w:tcPr>
+          <w:p>
+            <w:r>
+              <w:rPr>
+                <w:sz w:val="15"/>
+              </w:rPr>
+              <w:t>C21</w:t>
+            </w:r>
+          </w:p>
+        </w:tc>
+        <w:tc>
+          <w:tcPr>
+            <w:tcW w:type="dxa" w:w="1928"/>
+            <w:shd w:fill="EEF1F8" w:val="clear"/>
+          </w:tcPr>
+          <w:p>
+            <w:r>
+              <w:rPr>
+                <w:sz w:val="15"/>
+              </w:rPr>
+              <w:t>Load More / Pagination</w:t>
+            </w:r>
+          </w:p>
+        </w:tc>
+        <w:tc>
+          <w:tcPr>
+            <w:tcW w:type="dxa" w:w="2154"/>
+            <w:shd w:fill="EEF1F8" w:val="clear"/>
+          </w:tcPr>
+          <w:p>
+            <w:r>
+              <w:rPr>
+                <w:sz w:val="15"/>
+              </w:rPr>
+              <w:t>List with pagination (custom JS)</w:t>
+            </w:r>
+          </w:p>
+        </w:tc>
+        <w:tc>
+          <w:tcPr>
+            <w:tcW w:type="dxa" w:w="850"/>
+            <w:shd w:fill="EEF1F8" w:val="clear"/>
+          </w:tcPr>
+          <w:p>
+            <w:r>
+              <w:rPr>
+                <w:sz w:val="15"/>
+              </w:rPr>
+              <w:t>Low–Medium</w:t>
+            </w:r>
+          </w:p>
+        </w:tc>
+        <w:tc>
+          <w:tcPr>
+            <w:tcW w:type="dxa" w:w="3628"/>
+            <w:shd w:fill="EEF1F8" w:val="clear"/>
+          </w:tcPr>
+          <w:p>
+            <w:r>
+              <w:rPr>
+                <w:sz w:val="15"/>
+              </w:rPr>
+              <w:t>Incremental loading of article cards on FinLit category routes.</w:t>
+            </w:r>
+          </w:p>
+        </w:tc>
+      </w:tr>
+      <w:tr>
+        <w:tc>
+          <w:tcPr>
+            <w:tcW w:type="dxa" w:w="510"/>
+          </w:tcPr>
+          <w:p>
+            <w:r>
+              <w:rPr>
+                <w:sz w:val="15"/>
+              </w:rPr>
+              <w:t>C22</w:t>
+            </w:r>
+          </w:p>
+        </w:tc>
+        <w:tc>
+          <w:tcPr>
+            <w:tcW w:type="dxa" w:w="1928"/>
+          </w:tcPr>
+          <w:p>
+            <w:r>
+              <w:rPr>
+                <w:sz w:val="15"/>
+              </w:rPr>
+              <w:t>Media Contact Block</w:t>
+            </w:r>
+          </w:p>
+        </w:tc>
+        <w:tc>
+          <w:tcPr>
+            <w:tcW w:type="dxa" w:w="2154"/>
+          </w:tcPr>
+          <w:p>
+            <w:r>
+              <w:rPr>
+                <w:sz w:val="15"/>
+              </w:rPr>
+              <w:t>Text</w:t>
+            </w:r>
+          </w:p>
+        </w:tc>
+        <w:tc>
+          <w:tcPr>
+            <w:tcW w:type="dxa" w:w="850"/>
+          </w:tcPr>
+          <w:p>
+            <w:r>
+              <w:rPr>
+                <w:sz w:val="15"/>
+              </w:rPr>
+              <w:t>Low</w:t>
+            </w:r>
+          </w:p>
+        </w:tc>
+        <w:tc>
+          <w:tcPr>
+            <w:tcW w:type="dxa" w:w="3628"/>
+          </w:tcPr>
+          <w:p>
+            <w:r>
+              <w:rPr>
+                <w:sz w:val="15"/>
+              </w:rPr>
+              <w:t>Newsroom press releases end with "FOR MORE INFORMATION" media-relations contacts (mailto links).</w:t>
+            </w:r>
+          </w:p>
+        </w:tc>
+      </w:tr>
+    </w:tbl>
+    <w:p>
+      <w:pPr>
+        <w:pStyle w:val="Heading2"/>
+      </w:pPr>
+      <w:r>
+        <w:t>9.4 Migration Impact &amp; Revised Counts</w:t>
+      </w:r>
+    </w:p>
+    <w:p>
+      <w:pPr>
+        <w:pStyle w:val="ListBullet"/>
+        <w:spacing w:after="40"/>
+      </w:pPr>
+      <w:r>
+        <w:t>All ~65–75 sub-pages are content-driven detail/listing pages → AUTOMATED migration. They reuse only 3 templates (T7, T8, T9), so build effort is per-template, not per-page.</w:t>
+      </w:r>
+    </w:p>
+    <w:p>
+      <w:pPr>
+        <w:pStyle w:val="ListBullet"/>
+        <w:spacing w:after="40"/>
+      </w:pPr>
+      <w:r>
+        <w:t>Recommended modeling: one Content Fragment Model for "Article" (title, category, date, read-time, hero image, body, related-article refs) serving FinLit, Newsroom, and Articles; listing pages use the Core Components List with query filters.</w:t>
+      </w:r>
+    </w:p>
+    <w:p>
+      <w:pPr>
+        <w:pStyle w:val="ListBullet"/>
+        <w:spacing w:after="40"/>
+      </w:pPr>
+      <w:r>
+        <w:t>Newsroom and Articles share a single detail template (T8) despite different content styles (press release vs. FAQ) — no separate template needed.</w:t>
+      </w:r>
+    </w:p>
+    <w:p>
+      <w:pPr>
+        <w:pStyle w:val="ListBullet"/>
+        <w:spacing w:after="40"/>
+      </w:pPr>
+      <w:r>
+        <w:t>Bulk content extraction from Prismic + scripted import into Content Fragments is the key automation lever; manual effort is limited to template build, related-article query setup, and QA.</w:t>
+      </w:r>
+    </w:p>
+    <w:p>
+      <w:pPr>
+        <w:pStyle w:val="ListBullet"/>
+        <w:spacing w:after="40"/>
+      </w:pPr>
+      <w:r>
+        <w:t>Dynamic behaviors to reproduce: category filtering (FinLit tabs, Newsroom ALL/Newsroom/CSR), "LOAD MORE" pagination, and the social-share bar.</w:t>
+      </w:r>
+    </w:p>
+    <w:p>
+      <w:pPr>
+        <w:pStyle w:val="Heading3"/>
+      </w:pPr>
+      <w:r>
+        <w:t>Revised Page-Count Summary</w:t>
+      </w:r>
+    </w:p>
+    <w:tbl>
+      <w:tblPr>
+        <w:tblStyle w:val="TableGrid"/>
+        <w:tblW w:type="auto" w:w="0"/>
+        <w:jc w:val="center"/>
+        <w:tblLook w:firstColumn="1" w:firstRow="1" w:lastColumn="0" w:lastRow="0" w:noHBand="0" w:noVBand="1" w:val="04A0"/>
+      </w:tblPr>
+      <w:tblGrid>
+        <w:gridCol w:w="2880"/>
+        <w:gridCol w:w="2880"/>
+        <w:gridCol w:w="2880"/>
+      </w:tblGrid>
+      <w:tr>
+        <w:tc>
+          <w:tcPr>
+            <w:tcW w:type="dxa" w:w="4819"/>
+            <w:shd w:fill="00008F" w:val="clear"/>
+          </w:tcPr>
+          <w:p>
+            <w:pPr>
+              <w:jc w:val="center"/>
+            </w:pPr>
+            <w:r>
+              <w:rPr>
+                <w:b/>
+                <w:color w:val="FFFFFF"/>
+                <w:sz w:val="18"/>
+              </w:rPr>
+              <w:t>Scope</w:t>
+            </w:r>
+          </w:p>
+        </w:tc>
+        <w:tc>
+          <w:tcPr>
+            <w:tcW w:type="dxa" w:w="1701"/>
+            <w:shd w:fill="00008F" w:val="clear"/>
+          </w:tcPr>
+          <w:p>
+            <w:pPr>
+              <w:jc w:val="center"/>
+            </w:pPr>
+            <w:r>
+              <w:rPr>
+                <w:b/>
+                <w:color w:val="FFFFFF"/>
+                <w:sz w:val="18"/>
+              </w:rPr>
+              <w:t>Pages</w:t>
+            </w:r>
+          </w:p>
+        </w:tc>
+        <w:tc>
+          <w:tcPr>
+            <w:tcW w:type="dxa" w:w="2551"/>
+            <w:shd w:fill="00008F" w:val="clear"/>
+          </w:tcPr>
+          <w:p>
+            <w:pPr>
+              <w:jc w:val="center"/>
+            </w:pPr>
+            <w:r>
+              <w:rPr>
+                <w:b/>
+                <w:color w:val="FFFFFF"/>
+                <w:sz w:val="18"/>
+              </w:rPr>
+              <w:t>Migration Mode</w:t>
+            </w:r>
+          </w:p>
+        </w:tc>
+      </w:tr>
+      <w:tr>
+        <w:tc>
+          <w:tcPr>
+            <w:tcW w:type="dxa" w:w="4819"/>
+            <w:shd w:fill="EEF1F8" w:val="clear"/>
+          </w:tcPr>
+          <w:p>
+            <w:r>
+              <w:rPr>
+                <w:sz w:val="17"/>
+              </w:rPr>
+              <w:t>Original 21 supplied URLs (hub/landing/product/payment/portal)</w:t>
+            </w:r>
+          </w:p>
+        </w:tc>
+        <w:tc>
+          <w:tcPr>
+            <w:tcW w:type="dxa" w:w="1701"/>
+            <w:shd w:fill="EEF1F8" w:val="clear"/>
+          </w:tcPr>
+          <w:p>
+            <w:r>
+              <w:rPr>
+                <w:sz w:val="17"/>
+              </w:rPr>
+              <w:t>20 live</w:t>
+            </w:r>
+          </w:p>
+        </w:tc>
+        <w:tc>
+          <w:tcPr>
+            <w:tcW w:type="dxa" w:w="2551"/>
+            <w:shd w:fill="EEF1F8" w:val="clear"/>
+          </w:tcPr>
+          <w:p>
+            <w:r>
+              <w:rPr>
+                <w:sz w:val="17"/>
+              </w:rPr>
+              <w:t>Mixed (≈4 automated, ≈16 manual)</w:t>
+            </w:r>
+          </w:p>
+        </w:tc>
+      </w:tr>
+      <w:tr>
+        <w:tc>
+          <w:tcPr>
+            <w:tcW w:type="dxa" w:w="4819"/>
+          </w:tcPr>
+          <w:p>
+            <w:r>
+              <w:rPr>
+                <w:sz w:val="17"/>
+              </w:rPr>
+              <w:t>Newsroom detail sub-pages</w:t>
+            </w:r>
+          </w:p>
+        </w:tc>
+        <w:tc>
+          <w:tcPr>
+            <w:tcW w:type="dxa" w:w="1701"/>
+          </w:tcPr>
+          <w:p>
+            <w:r>
+              <w:rPr>
+                <w:sz w:val="17"/>
+              </w:rPr>
+              <w:t>20</w:t>
+            </w:r>
+          </w:p>
+        </w:tc>
+        <w:tc>
+          <w:tcPr>
+            <w:tcW w:type="dxa" w:w="2551"/>
+          </w:tcPr>
+          <w:p>
+            <w:r>
+              <w:rPr>
+                <w:sz w:val="17"/>
+              </w:rPr>
+              <w:t>Automated</w:t>
+            </w:r>
+          </w:p>
+        </w:tc>
+      </w:tr>
+      <w:tr>
+        <w:tc>
+          <w:tcPr>
+            <w:tcW w:type="dxa" w:w="4819"/>
+            <w:shd w:fill="EEF1F8" w:val="clear"/>
+          </w:tcPr>
+          <w:p>
+            <w:r>
+              <w:rPr>
+                <w:sz w:val="17"/>
+              </w:rPr>
+              <w:t>Articles detail sub-pages</w:t>
+            </w:r>
+          </w:p>
+        </w:tc>
+        <w:tc>
+          <w:tcPr>
+            <w:tcW w:type="dxa" w:w="1701"/>
+            <w:shd w:fill="EEF1F8" w:val="clear"/>
+          </w:tcPr>
+          <w:p>
+            <w:r>
+              <w:rPr>
+                <w:sz w:val="17"/>
+              </w:rPr>
+              <w:t>20</w:t>
+            </w:r>
+          </w:p>
+        </w:tc>
+        <w:tc>
+          <w:tcPr>
+            <w:tcW w:type="dxa" w:w="2551"/>
+            <w:shd w:fill="EEF1F8" w:val="clear"/>
+          </w:tcPr>
+          <w:p>
+            <w:r>
+              <w:rPr>
+                <w:sz w:val="17"/>
+              </w:rPr>
+              <w:t>Automated</w:t>
+            </w:r>
+          </w:p>
+        </w:tc>
+      </w:tr>
+      <w:tr>
+        <w:tc>
+          <w:tcPr>
+            <w:tcW w:type="dxa" w:w="4819"/>
+          </w:tcPr>
+          <w:p>
+            <w:r>
+              <w:rPr>
+                <w:sz w:val="17"/>
+              </w:rPr>
+              <w:t>FinLit category routes + article details</w:t>
+            </w:r>
+          </w:p>
+        </w:tc>
+        <w:tc>
+          <w:tcPr>
+            <w:tcW w:type="dxa" w:w="1701"/>
+          </w:tcPr>
+          <w:p>
+            <w:r>
+              <w:rPr>
+                <w:sz w:val="17"/>
+              </w:rPr>
+              <w:t>≈30–40</w:t>
+            </w:r>
+          </w:p>
+        </w:tc>
+        <w:tc>
+          <w:tcPr>
+            <w:tcW w:type="dxa" w:w="2551"/>
+          </w:tcPr>
+          <w:p>
+            <w:r>
+              <w:rPr>
+                <w:sz w:val="17"/>
+              </w:rPr>
+              <w:t>Automated</w:t>
+            </w:r>
+          </w:p>
+        </w:tc>
+      </w:tr>
+      <w:tr>
+        <w:tc>
+          <w:tcPr>
+            <w:tcW w:type="dxa" w:w="4819"/>
+            <w:shd w:fill="EEF1F8" w:val="clear"/>
+          </w:tcPr>
+          <w:p>
+            <w:r>
+              <w:rPr>
+                <w:sz w:val="17"/>
+              </w:rPr>
+              <w:t>REVISED TOTAL (in scope)</w:t>
+            </w:r>
+          </w:p>
+        </w:tc>
+        <w:tc>
+          <w:tcPr>
+            <w:tcW w:type="dxa" w:w="1701"/>
+            <w:shd w:fill="EEF1F8" w:val="clear"/>
+          </w:tcPr>
+          <w:p>
+            <w:r>
+              <w:rPr>
+                <w:sz w:val="17"/>
+              </w:rPr>
+              <w:t>≈90–100 pages</w:t>
+            </w:r>
+          </w:p>
+        </w:tc>
+        <w:tc>
+          <w:tcPr>
+            <w:tcW w:type="dxa" w:w="2551"/>
+            <w:shd w:fill="EEF1F8" w:val="clear"/>
+          </w:tcPr>
+          <w:p>
+            <w:r>
+              <w:rPr>
+                <w:sz w:val="17"/>
+              </w:rPr>
+              <w:t>≈74–84 automated, ≈16 manual</w:t>
+            </w:r>
+          </w:p>
+        </w:tc>
+      </w:tr>
+    </w:tbl>
+    <w:p/>
+    <w:p>
+      <w:r>
+        <w:rPr>
+          <w:i/>
+          <w:sz w:val="17"/>
+        </w:rPr>
+        <w:t>Estimate impact: the additional ~65–75 sub-pages fall almost entirely in the automated bucket and reuse 3 templates. Incremental effort is modest — approximately 6–10 person-days (Article Content Fragment model + T7/T8/T9 templates + related-article query + bulk import scripting), plus ~3–5 person-days of content QA across the migrated articles. This raises the overall estimate from ~99–148 to roughly ~108–163 person-days; the timeline is largely unchanged (the work parallelizes with Phase 2 automated content migration).</w:t>
+      </w:r>
+    </w:p>
+    <w:p>
+      <w:pPr>
+        <w:pStyle w:val="Heading2"/>
+      </w:pPr>
+      <w:r>
+        <w:t>9.5 Sub-Page Screenshots</w:t>
+      </w:r>
+    </w:p>
+    <w:p>
+      <w:pPr>
+        <w:jc w:val="center"/>
+      </w:pPr>
+      <w:r>
+        <w:drawing>
+          <wp:inline xmlns:a="http://schemas.openxmlformats.org/drawingml/2006/main" xmlns:pic="http://schemas.openxmlformats.org/drawingml/2006/picture">
+            <wp:extent cx="5486400" cy="3429000"/>
+            <wp:docPr id="8" name="Picture 8"/>
+            <wp:cNvGraphicFramePr>
+              <a:graphicFrameLocks noChangeAspect="1"/>
+            </wp:cNvGraphicFramePr>
+            <a:graphic>
+              <a:graphicData uri="http://schemas.openxmlformats.org/drawingml/2006/picture">
+                <pic:pic>
+                  <pic:nvPicPr>
+                    <pic:cNvPr id="0" name="finlithub-article-detail.png"/>
+                    <pic:cNvPicPr/>
+                  </pic:nvPicPr>
+                  <pic:blipFill>
+                    <a:blip r:embed="rId16"/>
+                    <a:stretch>
+                      <a:fillRect/>
+                    </a:stretch>
+                  </pic:blipFill>
+                  <pic:spPr>
+                    <a:xfrm>
+                      <a:off x="0" y="0"/>
+                      <a:ext cx="5486400" cy="3429000"/>
+                    </a:xfrm>
+                    <a:prstGeom prst="rect"/>
+                  </pic:spPr>
+                </pic:pic>
+              </a:graphicData>
+            </a:graphic>
+          </wp:inline>
+        </w:drawing>
+      </w:r>
+    </w:p>
+    <w:p>
+      <w:pPr>
+        <w:jc w:val="center"/>
+      </w:pPr>
+      <w:r>
+        <w:rPr>
+          <w:i/>
+          <w:color w:val="6E6E6E"/>
+          <w:sz w:val="16"/>
+        </w:rPr>
+        <w:t>T7 – FinLit Article Detail (hero, title, category/date/read-time, rich body, share, recommended)</w:t>
+      </w:r>
+    </w:p>
+    <w:p/>
+    <w:p>
+      <w:pPr>
+        <w:jc w:val="center"/>
+      </w:pPr>
+      <w:r>
+        <w:drawing>
+          <wp:inline xmlns:a="http://schemas.openxmlformats.org/drawingml/2006/main" xmlns:pic="http://schemas.openxmlformats.org/drawingml/2006/picture">
+            <wp:extent cx="5486400" cy="3429000"/>
+            <wp:docPr id="9" name="Picture 9"/>
+            <wp:cNvGraphicFramePr>
+              <a:graphicFrameLocks noChangeAspect="1"/>
+            </wp:cNvGraphicFramePr>
+            <a:graphic>
+              <a:graphicData uri="http://schemas.openxmlformats.org/drawingml/2006/picture">
+                <pic:pic>
+                  <pic:nvPicPr>
+                    <pic:cNvPr id="0" name="newsroom-detail.png"/>
+                    <pic:cNvPicPr/>
+                  </pic:nvPicPr>
+                  <pic:blipFill>
+                    <a:blip r:embed="rId17"/>
+                    <a:stretch>
+                      <a:fillRect/>
+                    </a:stretch>
+                  </pic:blipFill>
+                  <pic:spPr>
+                    <a:xfrm>
+                      <a:off x="0" y="0"/>
+                      <a:ext cx="5486400" cy="3429000"/>
+                    </a:xfrm>
+                    <a:prstGeom prst="rect"/>
+                  </pic:spPr>
+                </pic:pic>
+              </a:graphicData>
+            </a:graphic>
+          </wp:inline>
+        </w:drawing>
+      </w:r>
+    </w:p>
+    <w:p>
+      <w:pPr>
+        <w:jc w:val="center"/>
+      </w:pPr>
+      <w:r>
+        <w:rPr>
+          <w:i/>
+          <w:color w:val="6E6E6E"/>
+          <w:sz w:val="16"/>
+        </w:rPr>
+        <w:t>T8 – Multimedia Detail: Newsroom press release (banner, share, breadcrumb, body, media contacts)</w:t>
+      </w:r>
+    </w:p>
+    <w:p/>
+    <w:p>
+      <w:pPr>
+        <w:jc w:val="center"/>
+      </w:pPr>
+      <w:r>
+        <w:drawing>
+          <wp:inline xmlns:a="http://schemas.openxmlformats.org/drawingml/2006/main" xmlns:pic="http://schemas.openxmlformats.org/drawingml/2006/picture">
+            <wp:extent cx="5486400" cy="3429000"/>
+            <wp:docPr id="10" name="Picture 10"/>
+            <wp:cNvGraphicFramePr>
+              <a:graphicFrameLocks noChangeAspect="1"/>
+            </wp:cNvGraphicFramePr>
+            <a:graphic>
+              <a:graphicData uri="http://schemas.openxmlformats.org/drawingml/2006/picture">
+                <pic:pic>
+                  <pic:nvPicPr>
+                    <pic:cNvPr id="0" name="articles-detail.png"/>
+                    <pic:cNvPicPr/>
+                  </pic:nvPicPr>
+                  <pic:blipFill>
+                    <a:blip r:embed="rId18"/>
+                    <a:stretch>
+                      <a:fillRect/>
+                    </a:stretch>
+                  </pic:blipFill>
+                  <pic:spPr>
+                    <a:xfrm>
+                      <a:off x="0" y="0"/>
+                      <a:ext cx="5486400" cy="3429000"/>
+                    </a:xfrm>
+                    <a:prstGeom prst="rect"/>
+                  </pic:spPr>
+                </pic:pic>
+              </a:graphicData>
+            </a:graphic>
+          </wp:inline>
+        </w:drawing>
+      </w:r>
+    </w:p>
+    <w:p>
+      <w:pPr>
+        <w:jc w:val="center"/>
+      </w:pPr>
+      <w:r>
+        <w:rPr>
+          <w:i/>
+          <w:color w:val="6E6E6E"/>
+          <w:sz w:val="16"/>
+        </w:rPr>
+        <w:t>T8 – Multimedia Detail: Articles FAQ-style content (same template, different content type)</w:t>
       </w:r>
     </w:p>
     <w:p/>
